--- a/vorlage_english.docx
+++ b/vorlage_english.docx
@@ -416,7 +416,7 @@
                 <w:rFonts w:ascii="Source Sans Pro" w:hAnsi="Source Sans Pro" w:cs="Arial"/>
                 <w:lang w:val="en-GB"/>
               </w:rPr>
-              <w:t>Florian Kerschbaumer</w:t>
+              <w:t>Bruno Landrichter</w:t>
             </w:r>
           </w:p>
         </w:tc>
@@ -613,7 +613,7 @@
                 <w:rFonts w:ascii="Source Sans Pro" w:hAnsi="Source Sans Pro" w:cs="Arial"/>
                 <w:lang w:val="en-GB"/>
               </w:rPr>
-              <w:t>Paul Kranewitter</w:t>
+              <w:t>Jakob Hintermeier</w:t>
             </w:r>
           </w:p>
         </w:tc>
@@ -1067,6 +1067,13 @@
                 <w:lang w:val="en-GB"/>
               </w:rPr>
             </w:pPr>
+            <w:r>
+              <w:rPr>
+                <w:rFonts w:ascii="Source Sans Pro" w:hAnsi="Source Sans Pro" w:cs="Arial"/>
+                <w:lang w:val="en-GB"/>
+              </w:rPr>
+              <w:t>&lt;Device&gt;</w:t>
+            </w:r>
           </w:p>
         </w:tc>
       </w:tr>
@@ -3076,10 +3083,21 @@
 </file>
 
 <file path=customXml/item1.xml><?xml version="1.0" encoding="utf-8"?>
-<b:Sources xmlns:b="http://schemas.openxmlformats.org/officeDocument/2006/bibliography" xmlns="http://schemas.openxmlformats.org/officeDocument/2006/bibliography" SelectedStyle="\APASixthEditionOfficeOnline.xsl" StyleName="APA" Version="6"/>
+<p:properties xmlns:p="http://schemas.microsoft.com/office/2006/metadata/properties" xmlns:xsi="http://www.w3.org/2001/XMLSchema-instance" xmlns:pc="http://schemas.microsoft.com/office/infopath/2007/PartnerControls">
+  <documentManagement/>
+</p:properties>
 </file>
 
 <file path=customXml/item2.xml><?xml version="1.0" encoding="utf-8"?>
+<?mso-contentType ?>
+<FormTemplates xmlns="http://schemas.microsoft.com/sharepoint/v3/contenttype/forms">
+  <Display>DocumentLibraryForm</Display>
+  <Edit>DocumentLibraryForm</Edit>
+  <New>DocumentLibraryForm</New>
+</FormTemplates>
+</file>
+
+<file path=customXml/item3.xml><?xml version="1.0" encoding="utf-8"?>
 <ct:contentTypeSchema xmlns:ct="http://schemas.microsoft.com/office/2006/metadata/contentType" xmlns:ma="http://schemas.microsoft.com/office/2006/metadata/properties/metaAttributes" ct:_="" ma:_="" ma:contentTypeName="Dokument" ma:contentTypeID="0x010100AAC9B9A333007144BB4025B22B4CA5CA" ma:contentTypeVersion="5" ma:contentTypeDescription="Ein neues Dokument erstellen." ma:contentTypeScope="" ma:versionID="b3ebcc2f6c8a7591809a19070f7c433b">
   <xsd:schema xmlns:xsd="http://www.w3.org/2001/XMLSchema" xmlns:xs="http://www.w3.org/2001/XMLSchema" xmlns:p="http://schemas.microsoft.com/office/2006/metadata/properties" xmlns:ns2="2b846352-25ec-468b-80b8-1fdb116064f3" xmlns:ns3="bbb8c613-67d8-4c7c-a862-a62c6dc8258b" targetNamespace="http://schemas.microsoft.com/office/2006/metadata/properties" ma:root="true" ma:fieldsID="1e2d70b787a5ad4cb82b612fbdc81050" ns2:_="" ns3:_="">
     <xsd:import namespace="2b846352-25ec-468b-80b8-1fdb116064f3"/>
@@ -3250,30 +3268,28 @@
 </ct:contentTypeSchema>
 </file>
 
-<file path=customXml/item3.xml><?xml version="1.0" encoding="utf-8"?>
-<?mso-contentType ?>
-<FormTemplates xmlns="http://schemas.microsoft.com/sharepoint/v3/contenttype/forms">
-  <Display>DocumentLibraryForm</Display>
-  <Edit>DocumentLibraryForm</Edit>
-  <New>DocumentLibraryForm</New>
-</FormTemplates>
-</file>
-
 <file path=customXml/item4.xml><?xml version="1.0" encoding="utf-8"?>
-<p:properties xmlns:p="http://schemas.microsoft.com/office/2006/metadata/properties" xmlns:xsi="http://www.w3.org/2001/XMLSchema-instance" xmlns:pc="http://schemas.microsoft.com/office/infopath/2007/PartnerControls">
-  <documentManagement/>
-</p:properties>
+<b:Sources xmlns:b="http://schemas.openxmlformats.org/officeDocument/2006/bibliography" xmlns="http://schemas.openxmlformats.org/officeDocument/2006/bibliography" SelectedStyle="\APASixthEditionOfficeOnline.xsl" StyleName="APA" Version="6"/>
 </file>
 
 <file path=customXml/itemProps1.xml><?xml version="1.0" encoding="utf-8"?>
-<ds:datastoreItem xmlns:ds="http://schemas.openxmlformats.org/officeDocument/2006/customXml" ds:itemID="{88CD9F96-CA97-42E5-A87E-2F60F31FEC11}">
+<ds:datastoreItem xmlns:ds="http://schemas.openxmlformats.org/officeDocument/2006/customXml" ds:itemID="{1866E3AC-DB0B-44B2-A1B9-303232C40AFE}">
   <ds:schemaRefs>
-    <ds:schemaRef ds:uri="http://schemas.openxmlformats.org/officeDocument/2006/bibliography"/>
+    <ds:schemaRef ds:uri="http://schemas.microsoft.com/office/2006/metadata/properties"/>
+    <ds:schemaRef ds:uri="http://schemas.microsoft.com/office/infopath/2007/PartnerControls"/>
   </ds:schemaRefs>
 </ds:datastoreItem>
 </file>
 
 <file path=customXml/itemProps2.xml><?xml version="1.0" encoding="utf-8"?>
+<ds:datastoreItem xmlns:ds="http://schemas.openxmlformats.org/officeDocument/2006/customXml" ds:itemID="{4A1E9AA2-CF86-407C-8C21-CC48297771FB}">
+  <ds:schemaRefs>
+    <ds:schemaRef ds:uri="http://schemas.microsoft.com/sharepoint/v3/contenttype/forms"/>
+  </ds:schemaRefs>
+</ds:datastoreItem>
+</file>
+
+<file path=customXml/itemProps3.xml><?xml version="1.0" encoding="utf-8"?>
 <ds:datastoreItem xmlns:ds="http://schemas.openxmlformats.org/officeDocument/2006/customXml" ds:itemID="{80C09A88-7488-4958-8AA7-4BAD175CB881}">
   <ds:schemaRefs>
     <ds:schemaRef ds:uri="http://schemas.microsoft.com/office/2006/metadata/contentType"/>
@@ -3292,19 +3308,10 @@
 </ds:datastoreItem>
 </file>
 
-<file path=customXml/itemProps3.xml><?xml version="1.0" encoding="utf-8"?>
-<ds:datastoreItem xmlns:ds="http://schemas.openxmlformats.org/officeDocument/2006/customXml" ds:itemID="{4A1E9AA2-CF86-407C-8C21-CC48297771FB}">
+<file path=customXml/itemProps4.xml><?xml version="1.0" encoding="utf-8"?>
+<ds:datastoreItem xmlns:ds="http://schemas.openxmlformats.org/officeDocument/2006/customXml" ds:itemID="{88CD9F96-CA97-42E5-A87E-2F60F31FEC11}">
   <ds:schemaRefs>
-    <ds:schemaRef ds:uri="http://schemas.microsoft.com/sharepoint/v3/contenttype/forms"/>
-  </ds:schemaRefs>
-</ds:datastoreItem>
-</file>
-
-<file path=customXml/itemProps4.xml><?xml version="1.0" encoding="utf-8"?>
-<ds:datastoreItem xmlns:ds="http://schemas.openxmlformats.org/officeDocument/2006/customXml" ds:itemID="{1866E3AC-DB0B-44B2-A1B9-303232C40AFE}">
-  <ds:schemaRefs>
-    <ds:schemaRef ds:uri="http://schemas.microsoft.com/office/2006/metadata/properties"/>
-    <ds:schemaRef ds:uri="http://schemas.microsoft.com/office/infopath/2007/PartnerControls"/>
+    <ds:schemaRef ds:uri="http://schemas.openxmlformats.org/officeDocument/2006/bibliography"/>
   </ds:schemaRefs>
 </ds:datastoreItem>
 </file>